--- a/exports/PZ_travel-hotel-analytics_пояснительная_записка.docx
+++ b/exports/PZ_travel-hotel-analytics_пояснительная_записка.docx
@@ -95,13 +95,72 @@
         <w:rPr>
           <w:b/>
         </w:rPr>
+        <w:t xml:space="preserve">Replit (URL): </w:t>
+      </w:r>
+      <w:r>
+        <w:t>нет — см. раздел «Почему не Replit»</w:t>
+      </w:r>
+    </w:p>
+    <w:p>
+      <w:r>
+        <w:rPr>
+          <w:b/>
+        </w:rPr>
         <w:t xml:space="preserve">Версия: </w:t>
       </w:r>
       <w:r>
-        <w:t>v1.1 — Replit UI Shell + доработки Cursor</w:t>
+        <w:t>v1.1 — Replit UI Shell (архив) + доработки Cursor → GitHub</w:t>
       </w:r>
     </w:p>
     <w:p/>
+    <w:p>
+      <w:pPr>
+        <w:pStyle w:val="Heading1"/>
+      </w:pPr>
+      <w:r>
+        <w:t>Почему GitHub, а не Replit</w:t>
+      </w:r>
+    </w:p>
+    <w:p>
+      <w:pPr>
+        <w:pStyle w:val="ListBullet"/>
+      </w:pPr>
+      <w:r>
+        <w:t>Replit Agent собрал UI Shell v1.0; архив: Hotel-Insight-Hub.zip.</w:t>
+      </w:r>
+    </w:p>
+    <w:p>
+      <w:pPr>
+        <w:pStyle w:val="ListBullet"/>
+      </w:pPr>
+      <w:r>
+        <w:t>Лимит Replit API/Agent израсходован на часть 1 ДЗ (крипто); повторный Publish отелей не выполнялся.</w:t>
+      </w:r>
+    </w:p>
+    <w:p>
+      <w:pPr>
+        <w:pStyle w:val="ListBullet"/>
+      </w:pPr>
+      <w:r>
+        <w:t>Доработки v1.1 (watchlist, отчёты, Weather MCP) — в Cursor, код на GitHub.</w:t>
+      </w:r>
+    </w:p>
+    <w:p>
+      <w:pPr>
+        <w:pStyle w:val="ListBullet"/>
+      </w:pPr>
+      <w:r>
+        <w:t>Скриншоты сняты с локального запуска (localhost:5173).</w:t>
+      </w:r>
+    </w:p>
+    <w:p>
+      <w:pPr>
+        <w:pStyle w:val="ListBullet"/>
+      </w:pPr>
+      <w:r>
+        <w:t>Для сдачи: GitHub + архив + скрины вместо .replit.app.</w:t>
+      </w:r>
+    </w:p>
     <w:p>
       <w:pPr>
         <w:pStyle w:val="Heading1"/>
@@ -411,7 +470,7 @@
     </w:p>
     <w:p>
       <w:r>
-        <w:t>KPI, журнал и источники данных — демо. Это отмечено в интерфейсе бейджами, чтобы не воспринимать как сбой. Replit-архив: Hotel-Insight-Hub.zip.</w:t>
+        <w:t>KPI, журнал и источники данных — демо (бейджи в UI). Публичного Replit URL нет: актуальный код — на GitHub; v1.0 UI Shell — в Hotel-Insight-Hub.zip.</w:t>
       </w:r>
     </w:p>
     <w:sectPr>
